--- a/rapport_ecu_final.docx
+++ b/rapport_ecu_final.docx
@@ -165,7 +165,7 @@
           <w:u w:val="single"/>
           <w:rtl w:val="0"/>
         </w:rPr>
-        <w:t xml:space="preserve">Tableau de Matières</w:t>
+        <w:t xml:space="preserve">Table des matières</w:t>
       </w:r>
     </w:p>
     <w:sdt>
@@ -5270,7 +5270,7 @@
                 <w:szCs w:val="18"/>
                 <w:rtl w:val="0"/>
               </w:rPr>
-              <w:t xml:space="preserve">2 048</w:t>
+              <w:t xml:space="preserve">4 096</w:t>
             </w:r>
             <w:r>
               <w:rPr>
@@ -5703,7 +5703,7 @@
           <w:vertAlign w:val="baseline"/>
           <w:rtl w:val="0"/>
         </w:rPr>
-        <w:t xml:space="preserve">task_failsafe, task_tx, task_telemetry (2 048 mots = 8 Ko) : tâches simples avec peu de variables locales. La stack de 2 Ko est standard pour les tâches FreeRTOS légères sur ESP32.</w:t>
+        <w:t xml:space="preserve">task_failsafe, task_telemetry (2 048 mots = 8 Ko) : tâches simples avec peu de variables locales sur la pile, la stack de 2 Ko est suffisante. En revanche task_tx, initialement dimensionnée à 2 048 mots, a provoqué un débordement de pile détecté au démarrage par vApplicationStackOverflowHook : elle place sur sa pile un buffer de trame (PROTOCOL_MAX_FRAME_SIZE) et une structure tx_message_t, puis descend dans le driver UART (uart_write_bytes) et le formatage des logs. Sa stack a donc été portée à 4 096 mots après mesure du débordement, ce qui supprime le crash et laisse une marge confortable.</w:t>
       </w:r>
     </w:p>
     <w:p>
@@ -6480,7 +6480,7 @@
                 <w:szCs w:val="16"/>
                 <w:rtl w:val="0"/>
               </w:rPr>
-              <w:t xml:space="preserve">                                        mutex_uart                   │</w:t>
+              <w:t xml:space="preserve">                                     encodeur unique (excl. archi.)   │</w:t>
             </w:r>
             <w:r>
               <w:rPr>
@@ -13255,7 +13255,7 @@
           <w:vertAlign w:val="baseline"/>
           <w:rtl w:val="0"/>
         </w:rPr>
-        <w:t xml:space="preserve">Émission immédiate d'un message ALARM (0x85) dans queue_tx avec le texte identifiant la cause ("FAILSAFE: GPIO error signal detected" ou "FAILSAFE: UART silence &gt; 2s").</w:t>
+        <w:t xml:space="preserve">Émission d'une trame OUTPUT (0x80) à 0 puis d'un message ALARM (0x85) dans queue_tx, avec le texte identifiant la cause ("FAILSAFE: GPIO error signal detected" ou "FAILSAFE: UART silence &gt; 2s"). L'OUTPUT=0 rend la coupure moteur explicitement observable sur le bus (et non seulement appliquée en interne), ce qui permet au superviseur de constater l'arrêt.</w:t>
       </w:r>
     </w:p>
     <w:p>
@@ -14249,7 +14249,7 @@
           <w:vertAlign w:val="baseline"/>
           <w:rtl w:val="0"/>
         </w:rPr>
-        <w:t xml:space="preserve">TAG "ECU_RX" : log chaque trame valide reçue (type, payload), chaque erreur CRC et chaque drop en mode DEBUG.</w:t>
+        <w:t xml:space="preserve">Tag "CTRL" (task_control) : log des changements de mode (MODE_SET, entrée/sortie AUTO) en INFO, et du détail SETPOINT/SPEED/OUTPUT en DEBUG.</w:t>
       </w:r>
     </w:p>
     <w:p>
@@ -14292,7 +14292,7 @@
           <w:vertAlign w:val="baseline"/>
           <w:rtl w:val="0"/>
         </w:rPr>
-        <w:t xml:space="preserve">TAG "ECU_CTRL" : log chaque cycle PID (setpoint, speed, output) en mode DEBUG, les changements de mode en INFO.</w:t>
+        <w:t xml:space="preserve">Tags "task_tx", "ecu_state", "main" : initialisation des modules et trace des trames émises (DEBUG) sur le chemin TX.</w:t>
       </w:r>
     </w:p>
     <w:p>
@@ -14335,7 +14335,7 @@
           <w:vertAlign w:val="baseline"/>
           <w:rtl w:val="0"/>
         </w:rPr>
-        <w:t xml:space="preserve">TAG "ECU_FS" : log le déclenchement et la reprise du failsafe en mode WARNING.</w:t>
+        <w:t xml:space="preserve">task_rx et failsafe ne produisent volontairement pas de log en boucle, pour ne pas polluer UART0 (partagé avec le bus de données) ni alourdir le chemin temps réel ; leur activité est traçable via les compteurs STATS.</w:t>
       </w:r>
     </w:p>
     <w:p>
@@ -14378,7 +14378,7 @@
           <w:vertAlign w:val="baseline"/>
           <w:rtl w:val="0"/>
         </w:rPr>
-        <w:t xml:space="preserve">TAG "ECU_TX" : log chaque trame émise en mode VERBOSE.</w:t>
+        <w:t xml:space="preserve">Le niveau de log est réglable globalement via menuconfig (CONFIG_LOG_DEFAULT_LEVEL) : INFO en développement, No output pour un bus de données strictement propre lors des tests automatisés.</w:t>
       </w:r>
     </w:p>
     <w:p>
@@ -14584,7 +14584,7 @@
           <w:vertAlign w:val="baseline"/>
           <w:rtl w:val="0"/>
         </w:rPr>
-        <w:t xml:space="preserve">ESP32 cadencé à 240 MHz (double cœur, FreeRTOS monocœur sur APP_CPU par défaut).</w:t>
+        <w:t xml:space="preserve">ESP32 cadencé à 240 MHz, double cœur. FreeRTOS s'exécute en mode dual-core par défaut sous ESP-IDF (le boot confirme « Multicore app »). Les tâches sont créées avec xTaskCreate (non épinglées) et peuvent donc être ordonnancées sur l'un ou l'autre cœur ; la charge calculée ci-dessous est donc une borne haute répartie sur deux cœurs.</w:t>
       </w:r>
     </w:p>
     <w:p>
@@ -15967,45 +15967,7 @@
           <w:vertAlign w:val="baseline"/>
           <w:rtl w:val="0"/>
         </w:rPr>
-        <w:t xml:space="preserve">task_control </w:t>
-      </w:r>
-      <w:r>
-        <w:rPr>
-          <w:rFonts w:ascii="Arial" w:cs="Arial" w:eastAsia="Arial" w:hAnsi="Arial"/>
-          <w:b w:val="0"/>
-          <w:bCs w:val="0"/>
-          <w:i w:val="0"/>
-          <w:iCs w:val="0"/>
-          <w:smallCaps w:val="0"/>
-          <w:strike w:val="0"/>
-          <w:color w:val="000000"/>
-          <w:sz w:val="20"/>
-          <w:szCs w:val="20"/>
-          <w:u w:val="none"/>
-          <w:shd w:fill="auto" w:val="clear"/>
-          <w:vertAlign w:val="baseline"/>
-          <w:rtl w:val="0"/>
-        </w:rPr>
-        <w:t xml:space="preserve">utilise</w:t>
-      </w:r>
-      <w:r>
-        <w:rPr>
-          <w:rFonts w:ascii="Arial" w:cs="Arial" w:eastAsia="Arial" w:hAnsi="Arial"/>
-          <w:b w:val="0"/>
-          <w:bCs w:val="0"/>
-          <w:i w:val="0"/>
-          <w:iCs w:val="0"/>
-          <w:smallCaps w:val="0"/>
-          <w:strike w:val="0"/>
-          <w:color w:val="000000"/>
-          <w:sz w:val="20"/>
-          <w:szCs w:val="20"/>
-          <w:u w:val="none"/>
-          <w:shd w:fill="auto" w:val="clear"/>
-          <w:vertAlign w:val="baseline"/>
-          <w:rtl w:val="0"/>
-        </w:rPr>
-        <w:t xml:space="preserve"> vTaskDelayUntil : elle se réveille à heure fixe et préempte task_rx si nécessaire (même priorité, réveil sur tick).</w:t>
+        <w:t>task_control utilise vTaskDelayUntil : elle se réveille à heure fixe et préempte task_rx si nécessaire (même priorité, réveil sur tick).</w:t>
       </w:r>
     </w:p>
     <w:p>
@@ -18371,7 +18333,7 @@
           <w:szCs w:val="20"/>
           <w:rtl w:val="0"/>
         </w:rPr>
-        <w:t xml:space="preserve">Résultats observables côté ECU : les compteurs STATS montrent une hausse de rx_dropped et rx_crc_err pendant la phase de stress, tandis que tx_output continue de progresser régulièrement à raison de 10 incréments par seconde, attestant que la régulation n'a pas été interrompue.</w:t>
+        <w:t xml:space="preserve">Résultats obtenus sur cible (ESP32 réel, script Python) : en phase nominale, la vitesse converge de 50 vers 90 km/h sans dépassement notable et la commande se stabilise à environ 49 (sortie PID dans [0, 255]). Pendant la phase de stress (flood, trame fragmentée, CRC invalide), le flux d'OUTPUT à 100 ms n'est jamais interrompu et l'ECU ne plante pas, confirmant l'isolation des défaillances. Après le stress, un nouveau MODE_SET fait repartir la régulation (reprise validée). Enfin, lors du silence radio, une trame OUTPUT=0 est émise puis l'ALARM "UART silence &gt; 2s", et le mode repasse en OFF — failsafe validé. Les compteurs STATS confirment la hausse de rx_dropped/rx_crc_err pendant le stress, tandis que tx_output progresse régulièrement (~10/s).</w:t>
       </w:r>
       <w:r>
         <w:rPr>
@@ -18687,7 +18649,7 @@
                 <w:szCs w:val="18"/>
                 <w:rtl w:val="0"/>
               </w:rPr>
-              <w:t xml:space="preserve">L'UART 0 est utilisé à la fois pour la réception (task_rx) et l'émission (task_tx). Le driver UART interne gère un FIFO séparé pour TX et RX. Cependant, l'UART 0 partage le port avec le moniteur ESP-IDF, ce qui peut perturber le debug.</w:t>
+              <w:t xml:space="preserve">L'UART 0 est utilisé à la fois pour la réception (task_rx) et l'émission (task_tx) ; le driver gère des FIFO séparés TX/RX. Point d'attention rencontré et corrigé : UART0 doit conserver ses pins par défaut (GPIO1/GPIO3, reliées au pont CP210x) — toute réassignation via uart_set_pin route la RX sur des broches non câblées et fait chuter rx_valid à zéro. De plus, UART0 partageant le port avec le moniteur ESP-IDF, les logs et le bus de données coexistent sur la même ligne ; pour un test propre, le niveau de log est mis à No output (ou un second UART serait dédié au bus).</w:t>
             </w:r>
             <w:r>
               <w:rPr>
